--- a/md2word/templates/default_zh.docx
+++ b/md2word/templates/default_zh.docx
@@ -541,12 +541,15 @@
     <w:pPr>
       <w:keepNext/>
       <w:keepLines/>
-      <w:spacing w:before="200" w:after="0"/>
+      <w:spacing w:before="200" w:after="80" w:line="360" w:lineRule="auto"/>
       <w:outlineLvl w:val="4"/>
+      <w:ind w:firstLineChars="0" w:firstLine="0"/>
     </w:pPr>
     <w:rPr>
-      <w:rFonts w:asciiTheme="majorHAnsi" w:eastAsiaTheme="majorEastAsia" w:hAnsiTheme="majorHAnsi" w:cstheme="majorBidi"/>
-      <w:color w:val="243F60" w:themeColor="accent1" w:themeShade="7F"/>
+      <w:rFonts w:asciiTheme="majorHAnsi" w:eastAsiaTheme="majorEastAsia" w:hAnsiTheme="majorHAnsi" w:cstheme="majorBidi" w:ascii="Arial" w:hAnsi="Arial" w:eastAsia="黑体" w:cs="Arial"/>
+      <w:b/>
+      <w:color w:val="000000"/>
+      <w:sz w:val="22"/>
     </w:rPr>
   </w:style>
   <w:style w:type="paragraph" w:styleId="Heading6">
@@ -562,14 +565,17 @@
     <w:pPr>
       <w:keepNext/>
       <w:keepLines/>
-      <w:spacing w:before="200" w:after="0"/>
+      <w:spacing w:before="160" w:after="80" w:line="360" w:lineRule="auto"/>
       <w:outlineLvl w:val="5"/>
+      <w:ind w:firstLineChars="0" w:firstLine="0"/>
     </w:pPr>
     <w:rPr>
-      <w:rFonts w:asciiTheme="majorHAnsi" w:eastAsiaTheme="majorEastAsia" w:hAnsiTheme="majorHAnsi" w:cstheme="majorBidi"/>
+      <w:rFonts w:asciiTheme="majorHAnsi" w:eastAsiaTheme="majorEastAsia" w:hAnsiTheme="majorHAnsi" w:cstheme="majorBidi" w:ascii="Arial" w:hAnsi="Arial" w:eastAsia="黑体" w:cs="Arial"/>
+      <w:b/>
       <w:i/>
       <w:iCs/>
-      <w:color w:val="243F60" w:themeColor="accent1" w:themeShade="7F"/>
+      <w:color w:val="000000"/>
+      <w:sz w:val="20"/>
     </w:rPr>
   </w:style>
   <w:style w:type="paragraph" w:styleId="Heading7">

--- a/md2word/templates/default_zh.docx
+++ b/md2word/templates/default_zh.docx
@@ -223,7 +223,7 @@
         <w:rFonts w:asciiTheme="minorHAnsi" w:eastAsiaTheme="minorEastAsia" w:hAnsiTheme="minorHAnsi" w:cstheme="minorBidi"/>
         <w:sz w:val="22"/>
         <w:szCs w:val="22"/>
-        <w:lang w:val="en-US" w:eastAsia="en-US" w:bidi="ar-SA"/>
+        <w:lang w:val="zh-CN" w:eastAsia="zh-CN" w:bidi="ar-SA"/>
       </w:rPr>
     </w:rPrDefault>
     <w:pPrDefault>
@@ -444,7 +444,7 @@
       <w:ind w:firstLineChars="0" w:firstLine="0"/>
     </w:pPr>
     <w:rPr>
-      <w:rFonts w:asciiTheme="majorHAnsi" w:eastAsiaTheme="majorEastAsia" w:hAnsiTheme="majorHAnsi" w:cstheme="majorBidi" w:ascii="Arial" w:hAnsi="Arial" w:eastAsia="黑体" w:cs="Arial"/>
+      <w:rFonts w:ascii="Arial" w:hAnsi="Arial" w:eastAsia="黑体" w:cs="Arial"/>
       <w:b/>
       <w:bCs/>
       <w:color w:val="000000"/>
@@ -469,7 +469,7 @@
       <w:ind w:firstLineChars="0" w:firstLine="0"/>
     </w:pPr>
     <w:rPr>
-      <w:rFonts w:asciiTheme="majorHAnsi" w:eastAsiaTheme="majorEastAsia" w:hAnsiTheme="majorHAnsi" w:cstheme="majorBidi" w:ascii="Arial" w:hAnsi="Arial" w:eastAsia="黑体" w:cs="Arial"/>
+      <w:rFonts w:ascii="Arial" w:hAnsi="Arial" w:eastAsia="黑体" w:cs="Arial"/>
       <w:b/>
       <w:bCs/>
       <w:color w:val="000000"/>
@@ -494,7 +494,7 @@
       <w:ind w:firstLineChars="0" w:firstLine="0"/>
     </w:pPr>
     <w:rPr>
-      <w:rFonts w:asciiTheme="majorHAnsi" w:eastAsiaTheme="majorEastAsia" w:hAnsiTheme="majorHAnsi" w:cstheme="majorBidi" w:ascii="Arial" w:hAnsi="Arial" w:eastAsia="黑体" w:cs="Arial"/>
+      <w:rFonts w:ascii="Arial" w:hAnsi="Arial" w:eastAsia="黑体" w:cs="Arial"/>
       <w:b/>
       <w:bCs/>
       <w:color w:val="000000"/>
@@ -519,7 +519,7 @@
       <w:ind w:firstLineChars="0" w:firstLine="0"/>
     </w:pPr>
     <w:rPr>
-      <w:rFonts w:asciiTheme="majorHAnsi" w:eastAsiaTheme="majorEastAsia" w:hAnsiTheme="majorHAnsi" w:cstheme="majorBidi" w:ascii="Arial" w:hAnsi="Arial" w:eastAsia="黑体" w:cs="Arial"/>
+      <w:rFonts w:ascii="Arial" w:hAnsi="Arial" w:eastAsia="黑体" w:cs="Arial"/>
       <w:b/>
       <w:bCs/>
       <w:i/>
@@ -546,7 +546,7 @@
       <w:ind w:firstLineChars="0" w:firstLine="0"/>
     </w:pPr>
     <w:rPr>
-      <w:rFonts w:asciiTheme="majorHAnsi" w:eastAsiaTheme="majorEastAsia" w:hAnsiTheme="majorHAnsi" w:cstheme="majorBidi" w:ascii="Arial" w:hAnsi="Arial" w:eastAsia="黑体" w:cs="Arial"/>
+      <w:rFonts w:ascii="Arial" w:hAnsi="Arial" w:eastAsia="黑体" w:cs="Arial"/>
       <w:b/>
       <w:color w:val="000000"/>
       <w:sz w:val="22"/>
@@ -570,7 +570,7 @@
       <w:ind w:firstLineChars="0" w:firstLine="0"/>
     </w:pPr>
     <w:rPr>
-      <w:rFonts w:asciiTheme="majorHAnsi" w:eastAsiaTheme="majorEastAsia" w:hAnsiTheme="majorHAnsi" w:cstheme="majorBidi" w:ascii="Arial" w:hAnsi="Arial" w:eastAsia="黑体" w:cs="Arial"/>
+      <w:rFonts w:ascii="Arial" w:hAnsi="Arial" w:eastAsia="黑体" w:cs="Arial"/>
       <w:b/>
       <w:i/>
       <w:iCs/>
@@ -23965,7 +23965,7 @@
     <a:fontScheme name="Office">
       <a:majorFont>
         <a:latin typeface="Calibri"/>
-        <a:ea typeface=""/>
+        <a:ea typeface="黑体"/>
         <a:cs typeface=""/>
         <a:font script="Jpan" typeface="ＭＳ ゴシック"/>
         <a:font script="Hang" typeface="맑은 고딕"/>
@@ -24000,7 +24000,7 @@
       </a:majorFont>
       <a:minorFont>
         <a:latin typeface="Cambria"/>
-        <a:ea typeface=""/>
+        <a:ea typeface="宋体"/>
         <a:cs typeface=""/>
         <a:font script="Jpan" typeface="ＭＳ 明朝"/>
         <a:font script="Hang" typeface="맑은 고딕"/>
